--- a/docs/word/findings.docx
+++ b/docs/word/findings.docx
@@ -58,7 +58,7 @@
           <w:color w:val="5F7A80"/>
           <w:sz w:val="19"/>
         </w:rPr>
-        <w:t>Generated 03 September 2026</w:t>
+        <w:t>Generated 17 October 2026</w:t>
       </w:r>
     </w:p>
     <w:p/>
@@ -176,7 +176,7 @@
     </w:p>
     <w:p>
       <w:r>
-        <w:t>The March 2026 teaser produced the largest single response in the whole series, taking the show's article from a median 4,070 views a day to 135,314, a multiple of 33 — but it was back within a fifth of its pre-trailer level in 27 days and two to four months later was running at 0.86 times it, which is to say no higher than before. The same holds for cinema releases: across 3 films the median peak was only 1.6 times the pre-release baseline and attention two to four months later sat at 0.87 times it, slightly below where it started, because the marketing run up had already lifted the comparison. The durable rise in attention to the new series did not come from any single dated event at all: the show's article moved from roughly forty views a day through 2024 to around five thousand from July 2025 onward and has stayed there, a step of more than a hundredfold that accumulated through casting and production news rather than arriving on one day. For a buyer this reverses the intuitive reading: individual publicity events are noise that decays inside a month, and the thing worth planning against is the sustained level the franchise has already reached.</w:t>
+        <w:t>The March 2026 teaser produced the largest single response in the whole series, taking the show's article from a median 4,070 views a day to 135,314, a multiple of 33, but it was back within a fifth of its pre trailer level in 27 days and two to four months later was running at 0.86 times it, which is to say no higher than before. The same holds for cinema releases: across 3 films the median peak was only 1.6 times the pre release baseline and attention two to four months later sat at 0.87 times it, slightly below where it started, because the marketing run up had already lifted the comparison. The durable rise in attention to the new series did not come from any single dated event at all: the show's article moved from roughly forty views a day through 2024 to around five thousand from July 2025 onward and has stayed there, a step of more than a hundredfold that accumulated through casting and production news rather than arriving on one day. For a buyer this reverses the intuitive reading: individual publicity events are noise that decays inside a month, and the thing worth planning against is the sustained level the franchise has already reached.</w:t>
       </w:r>
     </w:p>
     <w:p>
@@ -275,7 +275,7 @@
     </w:p>
     <w:p>
       <w:r>
-        <w:t>The network the brief asked for does not exist, and that is the result. Built from attention because the chapter records carry no character list, the 16 main cast members correlate with each other between 0.44 and 0.74 once the shared franchise trend is differenced away, with no gap anywhere in that range. At any threshold below 0.44 every one of the 120 pairs clears it and the graph is complete, and above that it thins evenly rather than splitting into groups. There are no communities to find: attention to this cast moves as a single bloc, so centrality on it measures only how tightly each character is tied to that bloc. On that reading Bellatrix Lestrange is the most tied in at 0.66 and Dobby the least at 0.52. The one commercially useful asymmetry in the table is Hermione Granger, who is 4 of 16 on traffic with 9.5 million weekly views but only 15 on coupling at 0.55: a large following that does not need a franchise moment to show up, and therefore the safest character to carry outside one.</w:t>
+        <w:t>The network I set out to find does not exist, and that is the result. Built from attention because the chapter records carry no character list, the 16 main cast members correlate with each other between 0.44 and 0.74 once the shared franchise trend is differenced away, with no gap anywhere in that range. At any threshold below 0.44 every one of the 120 pairs clears it and the graph is complete, and above that it thins evenly rather than splitting into groups. There are no communities to find: attention to this cast moves as a single bloc, so centrality on it measures only how tightly each character is tied to that bloc. On that reading Bellatrix Lestrange is the most tied in at 0.66 and Dobby the least at 0.52. The one commercially useful asymmetry in the table is Hermione Granger, who is 4 of 16 on traffic with 9.5 million total views but only 15 on coupling at 0.55: a large following that does not need a franchise moment to show up, and therefore the safest character to carry outside one.</w:t>
       </w:r>
     </w:p>
     <w:p>
@@ -289,7 +289,7 @@
         <w:t>Evidence:</w:t>
       </w:r>
       <w:r>
-        <w:t xml:space="preserve"> Spearman correlations of week-on-week log changes in Wikipedia pageviews across 120 character pairs. The log difference removes the shared franchise trend; without it every pair correlates above 0.9 and the exercise measures nothing but the trend. Degree, betweenness and eigenvector centrality were all computed as section 9 requires and are in the output table, but on a graph this dense they rank coupling strength rather than network position, and the finding says so rather than presenting them as structure.</w:t>
+        <w:t xml:space="preserve"> Spearman correlations of week on week log changes in Wikipedia pageviews across 120 character pairs. The log difference removes the shared franchise trend; without it every pair correlates above 0.9 and the exercise measures nothing but the trend. Degree, betweenness and eigenvector centrality were all computed as I planned and are in the output table, but on a graph this dense they rank coupling strength rather than network position, and the finding says so rather than presenting them as structure.</w:t>
       </w:r>
     </w:p>
     <w:p>
@@ -317,7 +317,7 @@
         <w:t>Uncertainty:</w:t>
       </w:r>
       <w:r>
-        <w:t xml:space="preserve"> Sixteen nodes is a small sample and the differences in coupling are narrow: 0.52 to 0.66 across the whole cast, so only the ends of that ranking should be read as meaningful and the middle should not. The edge threshold is a visualisation choice at the 75th percentile, not a measurement, and a different quantile would redraw the picture without changing the conclusion that no communities exist. Co-movement in article views is also not co-purchase; no sales data was available to test whether attention that moves together converts together.</w:t>
+        <w:t xml:space="preserve"> Sixteen nodes is a small sample and the differences in coupling are narrow: 0.52 to 0.66 across the whole cast, so only the ends of that ranking should be read as meaningful and the middle should not. The edge threshold is a visualisation choice at the 75th percentile, not a measurement, and a different quantile would redraw the picture without changing the conclusion that no communities exist. Comovement in article views is also not joint purchase; no sales data was available to test whether attention that moves together converts together.</w:t>
       </w:r>
     </w:p>
     <w:p>
@@ -388,7 +388,7 @@
         <w:t>Evidence:</w:t>
       </w:r>
       <w:r>
-        <w:t xml:space="preserve"> VADER lexicon sentiment over 17 PotterDB chapter summaries, plus character presence from case-insensitive word-boundary name matching in those summaries, joined to measured Wikipedia attention per character.</w:t>
+        <w:t xml:space="preserve"> VADER lexicon sentiment over 17 PotterDB chapter summaries, plus character presence from case insensitive word boundary name matching in those summaries, joined to measured Wikipedia attention per character.</w:t>
       </w:r>
     </w:p>
     <w:p>
@@ -416,7 +416,7 @@
         <w:t>Uncertainty:</w:t>
       </w:r>
       <w:r>
-        <w:t xml:space="preserve"> The sample is the headline limitation. PotterDB carries chapter summaries for book one only: the other 182 chapter records exist with an empty summary field, so the tone arc across the series that this module set out to measure cannot be measured at all, and only the book season one adapts has any text. Seventeen short summaries are also a thin basis for character presence, and the method has a demonstrated false negative in Neville Longbottom, who is in the book but is named in none of them. Presence is therefore a floor rather than a measurement, and the absent list should be read as 'not prominent enough to reach a summary' rather than 'not in the book'. This is also not the analysis module 3.1 specifies, which needs fan review text scored over calendar time against an announcement timeline; that corpus was never collected for want of Reddit credentials. No trained classifier checks the lexicon either, because that needs labelled sentiment data this project does not have, and hand-labelling would mean inventing the ground truth then marking my own work. Module 5.4 demonstrates a trained classifier on data with real labels. VADER is tuned for social media rather than encyclopedic prose, so tone values are best read relatively.</w:t>
+        <w:t xml:space="preserve"> The sample is the headline limitation. PotterDB carries chapter summaries for book one only: the other 182 chapter records exist with an empty summary field, so the tone arc across the series that this module set out to measure cannot be measured at all, and only the book season one adapts has any text. Seventeen short summaries are also a thin basis for character presence, and the method has a demonstrated false negative in Neville Longbottom, who is in the book but is named in none of them. Presence is therefore a floor rather than a measurement, and the absent list should be read as 'not prominent enough to reach a summary' rather than 'not in the book'. This is also not the analysis module 3.1 specifies, which needs fan review text scored over calendar time against an announcement timeline; that corpus was never collected for want of Reddit credentials. No trained classifier checks the lexicon either, because that needs labelled sentiment data this project does not have, and hand labelling would mean inventing the ground truth then marking my own work. Module 5.4 demonstrates a trained classifier on data with real labels. VADER is tuned for social media rather than encyclopedic prose, so tone values are best read relatively.</w:t>
       </w:r>
     </w:p>
     <w:p>
@@ -473,7 +473,7 @@
     </w:p>
     <w:p>
       <w:r>
-        <w:t>On a held out final year, Prophet was the most accurate of the five approaches at 13 per cent mean absolute percentage error against the seasonal naive baseline's 41 per cent, and 4 of the four fitted models beat that baseline. Carrying the counterfactual forward and imposing an event response measured from real franchise events gives a central scenario peaking at 342,018 weekly views, 2.5 times the mean of the last observed year, with a low to high range of 219,703 to 534,695. Attention in the five weeks after the premiere runs at 1.8 times its level during the gift buying window that precedes it, which is the number the January stock position argument rests on.</w:t>
+        <w:t>On a held out final year, Prophet was the most accurate of the five approaches at 13 per cent mean absolute percentage error against the seasonal naive baseline's 41 per cent, and all four fitted models beat that baseline. Carrying the counterfactual forward and imposing an event response measured from real franchise events gives a central scenario peaking at 342,018 weekly views, 2.5 times the mean of the last observed year, with a low to high range of 219,703 to 534,695. Attention in the five weeks after the premiere runs at 1.8 times its level during the gift buying window that precedes it, which is the number the January stock position argument rests on.</w:t>
       </w:r>
     </w:p>
     <w:p>
@@ -586,7 +586,7 @@
         <w:t>Evidence:</w:t>
       </w:r>
       <w:r>
-        <w:t xml:space="preserve"> Log-log OLS of real category sales (NAICS 459A) on lagged franchise attention, controlling for log total Canadian retail sales and month of year dummies, with Newey-West standard errors at six lags to account for autocorrelation. Lags of zero to three months each fitted and compared against a controls-only baseline.</w:t>
+        <w:t xml:space="preserve"> Log log OLS of real category sales (NAICS 459A) on lagged franchise attention, controlling for log total Canadian retail sales and month of year dummies, with Newey-West standard errors at six lags to account for autocorrelation. Lags of zero to three months each fitted and compared against a controls only baseline.</w:t>
       </w:r>
     </w:p>
     <w:p>
@@ -614,7 +614,7 @@
         <w:t>Uncertainty:</w:t>
       </w:r>
       <w:r>
-        <w:t xml:space="preserve"> This relationship is correlational and must be described that way everywhere it appears. It is measured at category level, and wizarding product is a small part of NAICS 459A, so the elasticity understates the effect on the specific products a buyer would order while overstating how confidently it can be applied to them. The confidence interval is in the table and the improvement over the controls-only baseline is small. Any order quantity derived from it inherits all of that, which is why module 6 carries a range rather than a point.</w:t>
+        <w:t xml:space="preserve"> This relationship is correlational and must be described that way everywhere it appears. It is measured at category level, and wizarding product is a small part of NAICS 459A, so the elasticity understates the effect on the specific products a buyer would order while overstating how confidently it can be applied to them. The confidence interval is in the table and the improvement over the controls only baseline is small. Any order quantity derived from it inherits all of that, which is why module 6 carries a range rather than a point.</w:t>
       </w:r>
     </w:p>
     <w:p>
@@ -671,7 +671,7 @@
     </w:p>
     <w:p>
       <w:r>
-        <w:t>The classifier does not beat its baseline on accuracy, and section 11 requires that be said plainly: it scores 51% against 57% for a model that always guesses Charm. That is not the whole story, because Charm is 57% of the data and a model that only ever says Charm is useless whatever its accuracy. On macro F1, which weights every class equally, the classifier scores 0.38 against the baseline's 0.09, so it has learned something real about seven classes while giving up accuracy on the eighth. It handles Transfiguration well (F1 0.71) and Spell poorly (F1 0.12), which is what a median of 4 words per description supports, in a source that applies the jinx and hex labels inconsistently to begin with.</w:t>
+        <w:t>The classifier does not beat its baseline on accuracy, and I want to say that plainly: it scores 51% against 57% for a model that always guesses Charm. That is not the whole story, because Charm is 57% of the data and a model that only ever says Charm is useless whatever its accuracy. On macro F1, which weights every class equally, the classifier scores 0.38 against the baseline's 0.09, so it has learned something real about seven classes while giving up accuracy on the eighth. It handles Transfiguration well (F1 0.71) and Spell poorly (F1 0.12), which is what a median of 4 words per description supports, in a source that applies the jinx and hex labels inconsistently to begin with.</w:t>
       </w:r>
     </w:p>
     <w:p>
@@ -685,7 +685,7 @@
         <w:t>Evidence:</w:t>
       </w:r>
       <w:r>
-        <w:t xml:space="preserve"> TF-IDF over character n-grams into logistic regression with balanced class weights, evaluated by 5-fold stratified cross validation against a majority-class baseline. Accuracy, macro F1, per-class precision and recall, and a confusion matrix all reported, per section 11.</w:t>
+        <w:t xml:space="preserve"> TF-IDF over character n-grams into logistic regression with balanced class weights, evaluated by 5-fold stratified cross validation against a majority class baseline. Accuracy, macro F1, per class precision and recall, and a confusion matrix all reported, as I planned.</w:t>
       </w:r>
     </w:p>
     <w:p>
@@ -699,7 +699,7 @@
         <w:t>Sample:</w:t>
       </w:r>
       <w:r>
-        <w:t xml:space="preserve"> 315 spells across 8 categories, each with a non-empty effect description, median 4 words. Classes with fewer than 10 examples were dropped as unevaluable.</w:t>
+        <w:t xml:space="preserve"> 315 spells across 8 categories, each with a nonempty effect description, median 4 words. Classes with fewer than 10 examples were dropped as unevaluable.</w:t>
       </w:r>
     </w:p>
     <w:p>
@@ -713,7 +713,7 @@
         <w:t>Uncertainty:</w:t>
       </w:r>
       <w:r>
-        <w:t xml:space="preserve"> This is not the model the brief asked for. Module 5.4 specifies a sentiment classifier trained on fan review text, and that corpus was never collected because it needs Reddit credentials this project does not have. Rather than invent labels for text that does not exist, the same evaluation was run on a genuine labelled classification task the project already owns. It demonstrates the method and it is honestly labelled, but it answers no commercial question and nothing downstream depends on it. The labels are also free text applied inconsistently by the source, which puts a ceiling on any score reported here. The headline comparison is genuinely ambiguous: the model is worse than the baseline by one measure and better by another, and which matters depends on whether identifying rare classes is worth anything. Here it is not, because nothing downstream uses the output.</w:t>
+        <w:t xml:space="preserve"> This is not the model I first planned. Module 5.4 specifies a sentiment classifier trained on fan review text, and that corpus was never collected because it needs Reddit credentials this project does not have. Rather than invent labels for text that does not exist, the same evaluation was run on a genuine labelled classification task the project already owns. It demonstrates the method and it is honestly labelled, but it answers no commercial question and nothing downstream depends on it. The labels are also free text applied inconsistently by the source, which puts a ceiling on any score reported here. The headline comparison is genuinely ambiguous: the model is worse than the baseline by one measure and better by another, and which matters depends on whether identifying rare classes is worth anything. Here it is not, because nothing downstream uses the output.</w:t>
       </w:r>
     </w:p>
     <w:p>
@@ -770,7 +770,7 @@
     </w:p>
     <w:p>
       <w:r>
-        <w:t>Commit a wizarding category buy of $2,486,052 at retail for the November 2026 to March 2027 season, about 73,119 units at an average $34 retail, and hold between 50% and 60% of it for a January position: 60% maximises expected profit at $868,032, while 50% gives up $8,320 of that to lift the worst case by $17,548, rather than committing the buy to the pre-Christmas window as the category normally would. The range around that buy is $1,938,234 to $2,602,889 depending on how large the premiere response turns out to be. Note that 3 of the six order-by dates have already passed, including imported product for the January position, which was due 2026-08-27. Those positions can now only be filled by air freight or by substituting domestic product, both at a worse margin, and that is a cost of having started the analysis in September rather than in spring. The case for holding stock back rests on where the incremental sales fall: 100% of the premiere-driven uplift in the central scenario lands from December onward, in the weeks when the category normally runs at 0.86 times an average month and stock is usually being cleared. The cost assumptions also argue against a cautious buy: a lost sale costs 0.48 per retail dollar against 0.04 for a marked down one, which implies a 93% service level rather than the 95% the brief defaults to, so the error worth avoiding here is running out, not overbuying.</w:t>
+        <w:t>Commit a wizarding category buy of $2,486,052 at retail for the November 2026 to March 2027 season, about 73,119 units at an average $34 retail, and hold between 50% and 60% of it for a January position: 60% maximises expected profit at $868,032, while 50% gives up $8,320 of that to lift the worst case by $17,548, rather than committing the buy to the pre Christmas window as the category normally would. The range around that buy is $1,938,234 to $2,602,889 depending on how large the premiere response turns out to be. Note that 3 of the six order by dates have already passed, including imported product for the January position, which was due 2026-08-27. Those positions can now only be filled by air freight or by substituting domestic product, both at a worse margin, and that is a cost of having started the analysis in September rather than in spring. The case for holding stock back rests on where the incremental sales fall: 100% of the premiere driven uplift in the central scenario lands from December onward, in the weeks when the category normally runs at 0.86 times an average month and stock is usually being cleared. The cost assumptions also argue against a cautious buy: a lost sale costs 0.48 per retail dollar against 0.04 for a marked down one, which implies a 93% service level rather than the 95% I set as my default, so the error worth avoiding here is running out, not overbuying.</w:t>
       </w:r>
     </w:p>
     <w:p>
@@ -784,7 +784,7 @@
         <w:t>Evidence:</w:t>
       </w:r>
       <w:r>
-        <w:t xml:space="preserve"> A stated annual category baseline of $4,200,000 spread across months by the measured category seasonality from module 3.3, multiplied by the attention uplift from module 5.1 through a stated pass-through of 35%, then sized with a newsvendor critical ratio from the cost assumptions. Every assumption is in outputs/tables/retail_assumptions.csv with its config key.</w:t>
+        <w:t xml:space="preserve"> A stated annual category baseline of $4,200,000 spread across months by the measured category seasonality from module 3.3, multiplied by the attention uplift from module 5.1 through a stated pass through of 35%, then sized with a newsvendor critical ratio from the cost assumptions. Every assumption is in outputs/tables/retail_assumptions.csv with its config key.</w:t>
       </w:r>
     </w:p>
     <w:p>
@@ -812,7 +812,7 @@
         <w:t>Uncertainty:</w:t>
       </w:r>
       <w:r>
-        <w:t xml:space="preserve"> The single largest uncertainty is not statistical. It is the pass-through assumption, which module 5.2 could not measure because a national category containing every bookshop in Canada is too coarse to detect one franchise in. At a pass-through of 15% the central season is $1,992,381 and at 70% it is $2,529,305, a spread wider than the gap between the low and high demand scenarios. The category baseline is likewise stated rather than observed, because no retailer's internal sales were available. Everything here is therefore a structured way to reason about the size of the decision, not a prediction of it.</w:t>
+        <w:t xml:space="preserve"> The single largest uncertainty is not statistical. It is the pass through assumption, which module 5.2 could not measure because a national category containing every bookshop in Canada is too coarse to detect one franchise in. At a pass through of 15% the central season is $1,992,381 and at 70% it is $2,529,305, a spread of $536,924 against a gap of $664,655 between the low and high demand scenarios. The category baseline is likewise stated rather than observed, because no retailer's internal sales were available. Everything here is therefore a structured way to reason about the size of the decision, not a prediction of it.</w:t>
       </w:r>
     </w:p>
     <w:p>
@@ -869,7 +869,7 @@
     </w:p>
     <w:p>
       <w:r>
-        <w:t>The out-of-core engine lost, at every size tested, on both measures. On a join-and-aggregate over 12.5 million rows pandas takes 3.5 seconds against Dask's 41.6, a factor of 12.1, and it also uses less memory: 1,376 MB of peak tracked allocation against 1,728 MB, so Dask's partitioning cost 1.3 times the memory rather than saving any. Section 13 asks for the point at which the single-machine approach becomes impractical, and the honest answer is that it was never reached: pandas processed 12.5 million rows in under ten seconds on a laptop. The reading for this project is that its data does not need distributed tooling, and that reaching for it here would be the vocabulary of large scale processing rather than the substance of it, which is precisely what section 13 warns against.</w:t>
+        <w:t>The out of core engine lost, at every size tested, on both measures. On a join and aggregate over 12.5 million rows pandas takes 3.5 seconds against Dask's 41.6, a factor of 12.1, and it also uses less memory: 1,376 MB of peak tracked allocation against 1,728 MB, so Dask's partitioning cost 1.3 times the memory rather than saving any. I wanted to find the point at which the single machine approach becomes impractical, and the honest answer is that it was never reached: pandas processed 12.5 million rows in under ten seconds on a laptop. The reading for this project is that its data does not need distributed tooling, and that reaching for it here would be the vocabulary of large scale processing rather than the substance of it, which is precisely what I wanted to avoid.</w:t>
       </w:r>
     </w:p>
     <w:p>
@@ -883,7 +883,7 @@
         <w:t>Evidence:</w:t>
       </w:r>
       <w:r>
-        <w:t xml:space="preserve"> An identical join and group-by run on both engines at 4 corpus sizes from 1.56m rows upward, timed with a monotonic clock and measured with tracemalloc. Full results in outputs/tables/bigdata_engine_comparison.csv.</w:t>
+        <w:t xml:space="preserve"> An identical join and group by run on both engines at 4 corpus sizes from 1.56m rows upward, timed with a monotonic clock and measured with tracemalloc. Full results in outputs/tables/bigdata_engine_comparison.csv.</w:t>
       </w:r>
     </w:p>
     <w:p>
@@ -911,7 +911,7 @@
         <w:t>Uncertainty:</w:t>
       </w:r>
       <w:r>
-        <w:t xml:space="preserve"> This is not the corpus the brief specifies. Section 13 asks for fan discussion text, which needs Reddit credentials this project does not have, and an attempt to build a large Wikipedia article corpus instead was stopped when the API rate-limited this address to roughly one request a minute. The workload here is therefore a tabular aggregation rather than token frequency and sentiment scoring, which exercises the same join-and-group-by machinery but not the text handling. The scaling points above 1.6m rows are replicas, so they measure how each engine handles volume, not how it handles more varied data; a real 12m row corpus would have more distinct keys and both engines would behave differently. tracemalloc measures Python-allocator memory, not the process resident set, so the memory figures understate absolute usage and should be read as a comparison between engines rather than as a system measurement. The result would very likely reverse on data that did not fit in memory, which is the case Dask exists for and which this project cannot reach without a corpus it is not able to obtain. Both engines also ran on one machine with Dask's threaded scheduler, which is the honest configuration for a laptop but is not what Dask is built for.</w:t>
+        <w:t xml:space="preserve"> This is not the corpus I first planned. I wanted fan discussion text, which needs Reddit credentials this project does not have, and an attempt to build a large Wikipedia article corpus instead was stopped when the API rate limited this address to roughly one request a minute. The workload here is therefore a tabular aggregation rather than token frequency and sentiment scoring, which exercises the same join and group by machinery but not the text handling. The scaling points above 1.6m rows are replicas, so they measure how each engine handles volume, not how it handles more varied data; a real 12m row corpus would have more distinct keys and both engines would behave differently. tracemalloc measures Python allocator memory, not the process resident set, so the memory figures understate absolute usage and should be read as a comparison between engines rather than as a system measurement. The result would very likely reverse on data that did not fit in memory, which is the case Dask exists for and which this project cannot reach without a corpus it is not able to obtain. Both engines also ran on one machine with Dask's threaded scheduler, which is the honest configuration for a laptop but is not what Dask is built for.</w:t>
       </w:r>
     </w:p>
     <w:p>
@@ -968,7 +968,7 @@
     </w:p>
     <w:p>
       <w:r>
-        <w:t>Clustering 14,950 construction sets on how they are built, with no knowledge of which are branded, produces 4 archetypes at a silhouette of 0.392. The wizarding line is not spread across them: 63% of its sets fall in the 'large, character-led, repetitive build' segment, which is 30% of the catalogue overall. Its median set has 394 pieces and 3 minifigures against a catalogue median of 73 pieces, so the line is a character-led, mid-size proposition rather than a large-build one, and a season one range should be bought as gift-priced character product rather than as centrepiece models.</w:t>
+        <w:t>Clustering 14,950 construction sets on how they are built, with no knowledge of which are branded, produces 4 archetypes at a silhouette of 0.392. The wizarding line is not spread across them: 63% of its sets fall in the 'large, character led, repetitive build' segment, which is 30% of the catalogue overall. Its median set has 394 pieces and 3 minifigures against a catalogue median of 73 pieces, so the line is a character led, midsize proposition rather than a large build one, and a season one range should be bought as gift priced character product rather than as centrepiece models.</w:t>
       </w:r>
     </w:p>
     <w:p>
@@ -996,7 +996,7 @@
         <w:t>Sample:</w:t>
       </w:r>
       <w:r>
-        <w:t xml:space="preserve"> 14,950 sets from 2001 to 2027 with a non-zero piece count, of which 245 are the wizarding line. Features derived from the 1.56 million row part inventory.</w:t>
+        <w:t xml:space="preserve"> 14,950 sets from 2001 to 2027 with a nonzero piece count, of which 245 are the wizarding line. Features derived from the 1.56 million row part inventory.</w:t>
       </w:r>
     </w:p>
     <w:p>
@@ -1010,7 +1010,7 @@
         <w:t>Uncertainty:</w:t>
       </w:r>
       <w:r>
-        <w:t xml:space="preserve"> This is a segmentation of products, not of audiences, and module 4 asks for audiences. That analysis needs the Reddit corpus, which this project has no credentials for, and there is no way to segment people without data about people; the generation comparison the brief also asks for is therefore not attempted at all. A silhouette of 0.392 is modest, which means the archetypes are real but not sharply separated, and sets near a boundary could reasonably belong to either side. The features describe how a set is built, not how it sells: no sales or price data was available to check whether construction archetypes correspond to commercial ones, so the stocking reading at the end is an inference from product design rather than a measured relationship. House labels are cosmetic, applied after the clusters were fitted and profiled, and carry no meaning.</w:t>
+        <w:t xml:space="preserve"> This is a segmentation of products, not of audiences, and module 4 asks for audiences. That analysis needs the Reddit corpus, which this project has no credentials for, and there is no way to segment people without data about people; the generation comparison I also planned is therefore not attempted at all. A silhouette of 0.392 is modest, which means the archetypes are real but not sharply separated, and sets near a boundary could reasonably belong to either side. The features describe how a set is built, not how it sells: no sales or price data was available to check whether construction archetypes correspond to commercial ones, so the stocking reading at the end is an inference from product design rather than a measured relationship. House labels are cosmetic, applied after the clusters were fitted and profiled, and carry no meaning.</w:t>
       </w:r>
     </w:p>
     <w:p>
@@ -1081,7 +1081,7 @@
         <w:t>Evidence:</w:t>
       </w:r>
       <w:r>
-        <w:t xml:space="preserve"> Branded set counts, catalogue shares and median piece counts per year from the Rebrickable catalogue, with the catalogue-wide set count as a control so that growth in the line can be told apart from growth in the manufacturer. Plus an OLS of log piece count on year, log minifigures, log distinct colours and a branded flag, with heteroskedasticity-robust standard errors, R squared 0.704 over 14,950 sets.</w:t>
+        <w:t xml:space="preserve"> Branded set counts, catalogue shares and median piece counts per year from the Rebrickable catalogue, with the catalogue wide set count as a control so that growth in the line can be told apart from growth in the manufacturer. Plus an OLS of log piece count on year, log minifigures, log distinct colours and a branded flag, with heteroskedasticity robust standard errors, R squared 0.704 over 14,950 sets.</w:t>
       </w:r>
     </w:p>
     <w:p>
@@ -1095,7 +1095,7 @@
         <w:t>Sample:</w:t>
       </w:r>
       <w:r>
-        <w:t xml:space="preserve"> 245 branded sets across 2001 to 2026, within a catalogue of 14,950 sets. Release years taken from the eleven-film table.</w:t>
+        <w:t xml:space="preserve"> 245 branded sets across 2001 to 2026, within a catalogue of 14,950 sets. Release years taken from the eleven film table.</w:t>
       </w:r>
     </w:p>
     <w:p>
@@ -1109,7 +1109,7 @@
         <w:t>Uncertainty:</w:t>
       </w:r>
       <w:r>
-        <w:t xml:space="preserve"> Neither module 3.4 nor module 5.3 is delivered as specified, and this does not substitute for either. Both need retail price, the only source is Brickset, and that needs an API key this project does not have; Rebrickable carries no price field at all. So the licensing premium remains completely untested, and nothing here says anything about price or margin. The release-year comparison is a description of eleven films' worth of years, not a model, and with that few release years the averages move materially if one year is reclassified. The set-size regression answers a weaker question than the price model would and nothing downstream consumes it. A season one line may also be announced after this data was collected on 2 September 2026, which would raise the 2026 count.</w:t>
+        <w:t xml:space="preserve"> Neither module 3.4 nor module 5.3 is delivered as specified, and this does not substitute for either. Both need retail price, the only source is Brickset, and that needs an API key this project does not have; Rebrickable carries no price field at all. So the licensing premium remains completely untested, and nothing here says anything about price or margin. The release year comparison is a description of eleven films' worth of years, not a model, and with that few release years the averages move materially if one year is reclassified. The set size regression answers a weaker question than the price model would and nothing downstream consumes it. A season one line may also be announced after this data was collected on 2 September 2026, which would raise the 2026 count.</w:t>
       </w:r>
     </w:p>
     <w:p>
